--- a/智能网联汽车技术/chaoxing/实验/实验六/实验六(ADAS建模与仿真)报告模板.docx
+++ b/智能网联汽车技术/chaoxing/实验/实验六/实验六(ADAS建模与仿真)报告模板.docx
@@ -1,6 +1,6 @@
 
 <file path=word/document.xml><?xml version="1.0" encoding="utf-8"?>
-<w:document xmlns:wpc="http://schemas.microsoft.com/office/word/2010/wordprocessingCanvas" xmlns:cx="http://schemas.microsoft.com/office/drawing/2014/chartex" xmlns:cx1="http://schemas.microsoft.com/office/drawing/2015/9/8/chartex" xmlns:cx2="http://schemas.microsoft.com/office/drawing/2015/10/21/chartex" xmlns:cx3="http://schemas.microsoft.com/office/drawing/2016/5/9/chartex" xmlns:cx4="http://schemas.microsoft.com/office/drawing/2016/5/10/chartex" xmlns:cx5="http://schemas.microsoft.com/office/drawing/2016/5/11/chartex" xmlns:cx6="http://schemas.microsoft.com/office/drawing/2016/5/12/chartex" xmlns:cx7="http://schemas.microsoft.com/office/drawing/2016/5/13/chartex" xmlns:cx8="http://schemas.microsoft.com/office/drawing/2016/5/14/chartex" xmlns:mc="http://schemas.openxmlformats.org/markup-compatibility/2006" xmlns:aink="http://schemas.microsoft.com/office/drawing/2016/ink" xmlns:am3d="http://schemas.microsoft.com/office/drawing/2017/model3d" xmlns:o="urn:schemas-microsoft-com:office:office" xmlns:r="http://schemas.openxmlformats.org/officeDocument/2006/relationships" xmlns:m="http://schemas.openxmlformats.org/officeDocument/2006/math" xmlns:v="urn:schemas-microsoft-com:vml" xmlns:wp14="http://schemas.microsoft.com/office/word/2010/wordprocessingDrawing" xmlns:wp="http://schemas.openxmlformats.org/drawingml/2006/wordprocessingDrawing" xmlns:w10="urn:schemas-microsoft-com:office:word" xmlns:w="http://schemas.openxmlformats.org/wordprocessingml/2006/main" xmlns:w14="http://schemas.microsoft.com/office/word/2010/wordml" xmlns:w15="http://schemas.microsoft.com/office/word/2012/wordml" xmlns:w16cex="http://schemas.microsoft.com/office/word/2018/wordml/cex" xmlns:w16cid="http://schemas.microsoft.com/office/word/2016/wordml/cid" xmlns:w16="http://schemas.microsoft.com/office/word/2018/wordml" xmlns:w16sdtdh="http://schemas.microsoft.com/office/word/2020/wordml/sdtdatahash" xmlns:w16se="http://schemas.microsoft.com/office/word/2015/wordml/symex" xmlns:wpg="http://schemas.microsoft.com/office/word/2010/wordprocessingGroup" xmlns:wpi="http://schemas.microsoft.com/office/word/2010/wordprocessingInk" xmlns:wne="http://schemas.microsoft.com/office/word/2006/wordml" xmlns:wps="http://schemas.microsoft.com/office/word/2010/wordprocessingShape" mc:Ignorable="w14 w15 w16se w16cid w16 w16cex w16sdtdh wp14">
+<w:document xmlns:wpc="http://schemas.microsoft.com/office/word/2010/wordprocessingCanvas" xmlns:cx="http://schemas.microsoft.com/office/drawing/2014/chartex" xmlns:cx1="http://schemas.microsoft.com/office/drawing/2015/9/8/chartex" xmlns:cx2="http://schemas.microsoft.com/office/drawing/2015/10/21/chartex" xmlns:cx3="http://schemas.microsoft.com/office/drawing/2016/5/9/chartex" xmlns:cx4="http://schemas.microsoft.com/office/drawing/2016/5/10/chartex" xmlns:cx5="http://schemas.microsoft.com/office/drawing/2016/5/11/chartex" xmlns:cx6="http://schemas.microsoft.com/office/drawing/2016/5/12/chartex" xmlns:cx7="http://schemas.microsoft.com/office/drawing/2016/5/13/chartex" xmlns:cx8="http://schemas.microsoft.com/office/drawing/2016/5/14/chartex" xmlns:mc="http://schemas.openxmlformats.org/markup-compatibility/2006" xmlns:aink="http://schemas.microsoft.com/office/drawing/2016/ink" xmlns:am3d="http://schemas.microsoft.com/office/drawing/2017/model3d" xmlns:o="urn:schemas-microsoft-com:office:office" xmlns:oel="http://schemas.microsoft.com/office/2019/extlst" xmlns:r="http://schemas.openxmlformats.org/officeDocument/2006/relationships" xmlns:m="http://schemas.openxmlformats.org/officeDocument/2006/math" xmlns:v="urn:schemas-microsoft-com:vml" xmlns:wp14="http://schemas.microsoft.com/office/word/2010/wordprocessingDrawing" xmlns:wp="http://schemas.openxmlformats.org/drawingml/2006/wordprocessingDrawing" xmlns:w10="urn:schemas-microsoft-com:office:word" xmlns:w="http://schemas.openxmlformats.org/wordprocessingml/2006/main" xmlns:w14="http://schemas.microsoft.com/office/word/2010/wordml" xmlns:w15="http://schemas.microsoft.com/office/word/2012/wordml" xmlns:w16cex="http://schemas.microsoft.com/office/word/2018/wordml/cex" xmlns:w16cid="http://schemas.microsoft.com/office/word/2016/wordml/cid" xmlns:w16="http://schemas.microsoft.com/office/word/2018/wordml" xmlns:w16du="http://schemas.microsoft.com/office/word/2023/wordml/word16du" xmlns:w16sdtdh="http://schemas.microsoft.com/office/word/2020/wordml/sdtdatahash" xmlns:w16sdtfl="http://schemas.microsoft.com/office/word/2024/wordml/sdtformatlock" xmlns:w16se="http://schemas.microsoft.com/office/word/2015/wordml/symex" xmlns:wpg="http://schemas.microsoft.com/office/word/2010/wordprocessingGroup" xmlns:wpi="http://schemas.microsoft.com/office/word/2010/wordprocessingInk" xmlns:wne="http://schemas.microsoft.com/office/word/2006/wordml" xmlns:wps="http://schemas.microsoft.com/office/word/2010/wordprocessingShape" mc:Ignorable="w14 w15 w16se w16cid w16 w16cex w16sdtdh w16sdtfl w16du wp14">
   <w:body>
     <w:p>
       <w:pPr>
@@ -959,11 +959,6 @@
             <w:vAlign w:val="center"/>
           </w:tcPr>
           <w:p>
-            <w:pPr>
-              <w:rPr>
-                <w:rFonts w:hint="eastAsia"/>
-              </w:rPr>
-            </w:pPr>
             <w:r>
               <w:rPr>
                 <w:rFonts w:hint="eastAsia"/>
@@ -993,7 +988,20 @@
               <w:rPr>
                 <w:u w:val="single"/>
               </w:rPr>
-              <w:t xml:space="preserve">    </w:t>
+              <w:t xml:space="preserve"> </w:t>
+            </w:r>
+            <w:r>
+              <w:rPr>
+                <w:rFonts w:hint="eastAsia"/>
+                <w:u w:val="single"/>
+              </w:rPr>
+              <w:t>scpoe2</w:t>
+            </w:r>
+            <w:r>
+              <w:rPr>
+                <w:u w:val="single"/>
+              </w:rPr>
+              <w:t xml:space="preserve">   </w:t>
             </w:r>
             <w:r>
               <w:rPr>
@@ -1018,11 +1026,6 @@
             <w:vAlign w:val="center"/>
           </w:tcPr>
           <w:p>
-            <w:pPr>
-              <w:rPr>
-                <w:rFonts w:hint="eastAsia"/>
-              </w:rPr>
-            </w:pPr>
             <w:r>
               <w:rPr>
                 <w:rFonts w:hint="eastAsia"/>
@@ -1052,7 +1055,20 @@
               <w:rPr>
                 <w:u w:val="single"/>
               </w:rPr>
-              <w:t xml:space="preserve">    </w:t>
+              <w:t xml:space="preserve">  </w:t>
+            </w:r>
+            <w:r>
+              <w:rPr>
+                <w:rFonts w:hint="eastAsia"/>
+                <w:u w:val="single"/>
+              </w:rPr>
+              <w:t>scope3</w:t>
+            </w:r>
+            <w:r>
+              <w:rPr>
+                <w:u w:val="single"/>
+              </w:rPr>
+              <w:t xml:space="preserve">  </w:t>
             </w:r>
             <w:r>
               <w:rPr>
@@ -1081,11 +1097,46 @@
             </w:tcBorders>
           </w:tcPr>
           <w:p>
-            <w:pPr>
-              <w:rPr>
-                <w:rFonts w:hint="eastAsia"/>
-              </w:rPr>
-            </w:pPr>
+            <w:r>
+              <w:rPr>
+                <w:noProof/>
+              </w:rPr>
+              <w:drawing>
+                <wp:inline distT="0" distB="0" distL="0" distR="0" wp14:anchorId="66FA79DE" wp14:editId="105CCD66">
+                  <wp:extent cx="2474083" cy="2193267"/>
+                  <wp:effectExtent l="0" t="0" r="2540" b="0"/>
+                  <wp:docPr id="467010426" name="图片 1"/>
+                  <wp:cNvGraphicFramePr>
+                    <a:graphicFrameLocks xmlns:a="http://schemas.openxmlformats.org/drawingml/2006/main" noChangeAspect="1"/>
+                  </wp:cNvGraphicFramePr>
+                  <a:graphic xmlns:a="http://schemas.openxmlformats.org/drawingml/2006/main">
+                    <a:graphicData uri="http://schemas.openxmlformats.org/drawingml/2006/picture">
+                      <pic:pic xmlns:pic="http://schemas.openxmlformats.org/drawingml/2006/picture">
+                        <pic:nvPicPr>
+                          <pic:cNvPr id="467010426" name=""/>
+                          <pic:cNvPicPr/>
+                        </pic:nvPicPr>
+                        <pic:blipFill>
+                          <a:blip r:embed="rId8"/>
+                          <a:stretch>
+                            <a:fillRect/>
+                          </a:stretch>
+                        </pic:blipFill>
+                        <pic:spPr>
+                          <a:xfrm>
+                            <a:off x="0" y="0"/>
+                            <a:ext cx="2502011" cy="2218025"/>
+                          </a:xfrm>
+                          <a:prstGeom prst="rect">
+                            <a:avLst/>
+                          </a:prstGeom>
+                        </pic:spPr>
+                      </pic:pic>
+                    </a:graphicData>
+                  </a:graphic>
+                </wp:inline>
+              </w:drawing>
+            </w:r>
           </w:p>
         </w:tc>
         <w:tc>
@@ -1096,11 +1147,46 @@
             </w:tcBorders>
           </w:tcPr>
           <w:p>
-            <w:pPr>
-              <w:rPr>
-                <w:rFonts w:hint="eastAsia"/>
-              </w:rPr>
-            </w:pPr>
+            <w:r>
+              <w:rPr>
+                <w:noProof/>
+              </w:rPr>
+              <w:drawing>
+                <wp:inline distT="0" distB="0" distL="0" distR="0" wp14:anchorId="464DE210" wp14:editId="00E2AD8E">
+                  <wp:extent cx="2341326" cy="2173086"/>
+                  <wp:effectExtent l="0" t="0" r="1905" b="0"/>
+                  <wp:docPr id="1443293611" name="图片 1"/>
+                  <wp:cNvGraphicFramePr>
+                    <a:graphicFrameLocks xmlns:a="http://schemas.openxmlformats.org/drawingml/2006/main" noChangeAspect="1"/>
+                  </wp:cNvGraphicFramePr>
+                  <a:graphic xmlns:a="http://schemas.openxmlformats.org/drawingml/2006/main">
+                    <a:graphicData uri="http://schemas.openxmlformats.org/drawingml/2006/picture">
+                      <pic:pic xmlns:pic="http://schemas.openxmlformats.org/drawingml/2006/picture">
+                        <pic:nvPicPr>
+                          <pic:cNvPr id="1443293611" name=""/>
+                          <pic:cNvPicPr/>
+                        </pic:nvPicPr>
+                        <pic:blipFill>
+                          <a:blip r:embed="rId9"/>
+                          <a:stretch>
+                            <a:fillRect/>
+                          </a:stretch>
+                        </pic:blipFill>
+                        <pic:spPr>
+                          <a:xfrm>
+                            <a:off x="0" y="0"/>
+                            <a:ext cx="2364673" cy="2194755"/>
+                          </a:xfrm>
+                          <a:prstGeom prst="rect">
+                            <a:avLst/>
+                          </a:prstGeom>
+                        </pic:spPr>
+                      </pic:pic>
+                    </a:graphicData>
+                  </a:graphic>
+                </wp:inline>
+              </w:drawing>
+            </w:r>
           </w:p>
         </w:tc>
       </w:tr>
@@ -1411,8 +1497,29 @@
             </w:r>
             <w:proofErr w:type="gramEnd"/>
             <w:r>
-              <w:t>-35,20,0;-20,-20,0;0,0,0;20,20,0;35,-20,0];</w:t>
-            </w:r>
+              <w:t>-35,20,</w:t>
+            </w:r>
+            <w:proofErr w:type="gramStart"/>
+            <w:r>
+              <w:t>0;-20,-</w:t>
+            </w:r>
+            <w:proofErr w:type="gramEnd"/>
+            <w:r>
+              <w:t>20,0;0,0,0;20,20,0;</w:t>
+            </w:r>
+            <w:proofErr w:type="gramStart"/>
+            <w:r>
+              <w:t>35,-</w:t>
+            </w:r>
+            <w:proofErr w:type="gramEnd"/>
+            <w:r>
+              <w:t>20,0</w:t>
+            </w:r>
+            <w:proofErr w:type="gramStart"/>
+            <w:r>
+              <w:t>];</w:t>
+            </w:r>
+            <w:proofErr w:type="gramEnd"/>
           </w:p>
           <w:p>
             <w:pPr>
@@ -1539,49 +1646,64 @@
             </w:r>
             <w:proofErr w:type="gramStart"/>
             <w:r>
-              <w:t>',lm</w:t>
+              <w:t>',lm);</w:t>
             </w:r>
             <w:proofErr w:type="gramEnd"/>
+          </w:p>
+          <w:p>
+            <w:pPr>
+              <w:spacing w:line="400" w:lineRule="exact"/>
+            </w:pPr>
+            <w:proofErr w:type="gramStart"/>
+            <w:r>
+              <w:t>road(</w:t>
+            </w:r>
+            <w:proofErr w:type="gramEnd"/>
+            <w:r>
+              <w:t xml:space="preserve">s, </w:t>
+            </w:r>
+            <w:proofErr w:type="spellStart"/>
+            <w:r>
+              <w:t>roadCenters</w:t>
+            </w:r>
+            <w:proofErr w:type="spellEnd"/>
+            <w:r>
+              <w:t>, 'Lanes', ls</w:t>
+            </w:r>
+            <w:proofErr w:type="gramStart"/>
             <w:r>
               <w:t>);</w:t>
             </w:r>
-          </w:p>
-          <w:p>
-            <w:pPr>
-              <w:spacing w:line="400" w:lineRule="exact"/>
-            </w:pPr>
+            <w:proofErr w:type="gramEnd"/>
+          </w:p>
+          <w:p>
+            <w:pPr>
+              <w:spacing w:line="400" w:lineRule="exact"/>
+            </w:pPr>
+            <w:r>
+              <w:t>car=</w:t>
+            </w:r>
             <w:proofErr w:type="gramStart"/>
             <w:r>
-              <w:t>road(</w:t>
+              <w:t>vehicle(</w:t>
             </w:r>
             <w:proofErr w:type="gramEnd"/>
             <w:r>
-              <w:t xml:space="preserve">s, </w:t>
-            </w:r>
-            <w:proofErr w:type="spellStart"/>
-            <w:r>
-              <w:t>roadCenters</w:t>
-            </w:r>
-            <w:proofErr w:type="spellEnd"/>
-            <w:r>
-              <w:t>, 'Lanes', ls);</w:t>
-            </w:r>
-          </w:p>
-          <w:p>
-            <w:pPr>
-              <w:spacing w:line="400" w:lineRule="exact"/>
-            </w:pPr>
-            <w:r>
-              <w:t>car=</w:t>
+              <w:t>s, 'ClassID',1,'Position</w:t>
             </w:r>
             <w:proofErr w:type="gramStart"/>
             <w:r>
-              <w:t>vehicle(</w:t>
+              <w:t>',[</w:t>
             </w:r>
             <w:proofErr w:type="gramEnd"/>
             <w:r>
-              <w:t>s, 'ClassID',1,'Position',[-35,20,0]);</w:t>
-            </w:r>
+              <w:t>-35,20,0]</w:t>
+            </w:r>
+            <w:proofErr w:type="gramStart"/>
+            <w:r>
+              <w:t>);</w:t>
+            </w:r>
+            <w:proofErr w:type="gramEnd"/>
           </w:p>
           <w:p>
             <w:pPr>
@@ -1596,8 +1718,29 @@
             </w:r>
             <w:proofErr w:type="gramEnd"/>
             <w:r>
-              <w:t>-35,20,0;-20,-20,0; 0,0,0;20,20,0; 35,-20,0];</w:t>
-            </w:r>
+              <w:t>-35,20,</w:t>
+            </w:r>
+            <w:proofErr w:type="gramStart"/>
+            <w:r>
+              <w:t>0;-20,-</w:t>
+            </w:r>
+            <w:proofErr w:type="gramEnd"/>
+            <w:r>
+              <w:t xml:space="preserve">20,0; 0,0,0;20,20,0; </w:t>
+            </w:r>
+            <w:proofErr w:type="gramStart"/>
+            <w:r>
+              <w:t>35,-</w:t>
+            </w:r>
+            <w:proofErr w:type="gramEnd"/>
+            <w:r>
+              <w:t>20,0</w:t>
+            </w:r>
+            <w:proofErr w:type="gramStart"/>
+            <w:r>
+              <w:t>];</w:t>
+            </w:r>
+            <w:proofErr w:type="gramEnd"/>
           </w:p>
           <w:p>
             <w:pPr>
@@ -1617,8 +1760,13 @@
             </w:r>
             <w:proofErr w:type="gramEnd"/>
             <w:r>
-              <w:t>car, waypoints, speed);</w:t>
-            </w:r>
+              <w:t>car, waypoints, speed</w:t>
+            </w:r>
+            <w:proofErr w:type="gramStart"/>
+            <w:r>
+              <w:t>);</w:t>
+            </w:r>
+            <w:proofErr w:type="gramEnd"/>
           </w:p>
           <w:p>
             <w:pPr>
@@ -1727,6 +1875,7 @@
         <w:rPr>
           <w:rFonts w:hint="eastAsia"/>
         </w:rPr>
+        <w:lastRenderedPageBreak/>
         <w:t>运行结果如下图所示：</w:t>
       </w:r>
     </w:p>
@@ -1738,7 +1887,6 @@
         <w:rPr>
           <w:noProof/>
         </w:rPr>
-        <w:lastRenderedPageBreak/>
         <w:drawing>
           <wp:inline distT="0" distB="0" distL="0" distR="0" wp14:anchorId="0B0B122D" wp14:editId="42C4ECEA">
             <wp:extent cx="2756535" cy="2728580"/>
@@ -1755,7 +1903,7 @@
                     <pic:cNvPicPr/>
                   </pic:nvPicPr>
                   <pic:blipFill rotWithShape="1">
-                    <a:blip r:embed="rId8"/>
+                    <a:blip r:embed="rId10"/>
                     <a:srcRect l="27326" t="13489" r="26951" b="1581"/>
                     <a:stretch/>
                   </pic:blipFill>
@@ -1933,15 +2081,28 @@
               <w:t>,</w:t>
             </w:r>
             <w:r>
-              <w:t>0; 53,-20];</w:t>
-            </w:r>
-          </w:p>
-          <w:p>
-            <w:pPr>
-              <w:spacing w:line="400" w:lineRule="exact"/>
-            </w:pPr>
+              <w:t xml:space="preserve">0; </w:t>
+            </w:r>
             <w:proofErr w:type="gramStart"/>
             <w:r>
+              <w:t>53,-</w:t>
+            </w:r>
+            <w:proofErr w:type="gramEnd"/>
+            <w:r>
+              <w:t>20</w:t>
+            </w:r>
+            <w:proofErr w:type="gramStart"/>
+            <w:r>
+              <w:t>];</w:t>
+            </w:r>
+            <w:proofErr w:type="gramEnd"/>
+          </w:p>
+          <w:p>
+            <w:pPr>
+              <w:spacing w:line="400" w:lineRule="exact"/>
+            </w:pPr>
+            <w:proofErr w:type="gramStart"/>
+            <w:r>
               <w:rPr>
                 <w:rFonts w:hint="eastAsia"/>
               </w:rPr>
@@ -1975,13 +2136,23 @@
               <w:t xml:space="preserve"> 'Lanes', </w:t>
             </w:r>
             <w:proofErr w:type="spellStart"/>
+            <w:proofErr w:type="gramStart"/>
             <w:r>
               <w:t>lanespec</w:t>
             </w:r>
             <w:proofErr w:type="spellEnd"/>
             <w:r>
-              <w:t>(2));</w:t>
-            </w:r>
+              <w:t>(</w:t>
+            </w:r>
+            <w:proofErr w:type="gramEnd"/>
+            <w:r>
+              <w:t>2)</w:t>
+            </w:r>
+            <w:proofErr w:type="gramStart"/>
+            <w:r>
+              <w:t>);</w:t>
+            </w:r>
+            <w:proofErr w:type="gramEnd"/>
           </w:p>
           <w:p>
             <w:pPr>
@@ -2019,14 +2190,32 @@
               <w:t>s</w:t>
             </w:r>
             <w:r>
-              <w:t>, 'Position',[25,-5.5,0], 'Yaw',-22</w:t>
-            </w:r>
+              <w:t>, 'Position</w:t>
+            </w:r>
+            <w:proofErr w:type="gramStart"/>
+            <w:r>
+              <w:t>',[25,-</w:t>
+            </w:r>
+            <w:proofErr w:type="gramEnd"/>
+            <w:r>
+              <w:t>5.5,0], 'Yaw</w:t>
+            </w:r>
+            <w:proofErr w:type="gramStart"/>
+            <w:r>
+              <w:t>',-</w:t>
+            </w:r>
+            <w:proofErr w:type="gramEnd"/>
+            <w:r>
+              <w:t>22</w:t>
+            </w:r>
+            <w:proofErr w:type="gramStart"/>
             <w:r>
               <w:rPr>
                 <w:rFonts w:hint="eastAsia"/>
               </w:rPr>
               <w:t>);</w:t>
             </w:r>
+            <w:proofErr w:type="gramEnd"/>
           </w:p>
           <w:p>
             <w:pPr>
@@ -2050,12 +2239,57 @@
             </w:r>
             <w:proofErr w:type="gramStart"/>
             <w:r>
-              <w:t>=[</w:t>
+              <w:t>=[1,-</w:t>
             </w:r>
             <w:proofErr w:type="gramEnd"/>
             <w:r>
-              <w:t>1,-1.5; 16.4,-2.5; 17.4,-2.8; 23.8,-2; 25,-2.5; 50,-16];</w:t>
-            </w:r>
+              <w:t>1.5; 16.</w:t>
+            </w:r>
+            <w:proofErr w:type="gramStart"/>
+            <w:r>
+              <w:t>4,-</w:t>
+            </w:r>
+            <w:proofErr w:type="gramEnd"/>
+            <w:r>
+              <w:t>2.5; 17.</w:t>
+            </w:r>
+            <w:proofErr w:type="gramStart"/>
+            <w:r>
+              <w:t>4,-</w:t>
+            </w:r>
+            <w:proofErr w:type="gramEnd"/>
+            <w:r>
+              <w:t>2.8; 23.</w:t>
+            </w:r>
+            <w:proofErr w:type="gramStart"/>
+            <w:r>
+              <w:t>8,-</w:t>
+            </w:r>
+            <w:proofErr w:type="gramEnd"/>
+            <w:r>
+              <w:t xml:space="preserve">2; </w:t>
+            </w:r>
+            <w:proofErr w:type="gramStart"/>
+            <w:r>
+              <w:t>25,-</w:t>
+            </w:r>
+            <w:proofErr w:type="gramEnd"/>
+            <w:r>
+              <w:t xml:space="preserve">2.5; </w:t>
+            </w:r>
+            <w:proofErr w:type="gramStart"/>
+            <w:r>
+              <w:t>50,-</w:t>
+            </w:r>
+            <w:proofErr w:type="gramEnd"/>
+            <w:r>
+              <w:t>16</w:t>
+            </w:r>
+            <w:proofErr w:type="gramStart"/>
+            <w:r>
+              <w:t>];</w:t>
+            </w:r>
+            <w:proofErr w:type="gramEnd"/>
           </w:p>
           <w:p>
             <w:pPr>
@@ -2095,7 +2329,6 @@
               <w:t>trajectory(</w:t>
             </w:r>
             <w:proofErr w:type="spellStart"/>
-            <w:proofErr w:type="gramEnd"/>
             <w:r>
               <w:rPr>
                 <w:b/>
@@ -2104,23 +2337,34 @@
               <w:t>passingCar</w:t>
             </w:r>
             <w:proofErr w:type="spellEnd"/>
+            <w:proofErr w:type="gramEnd"/>
             <w:r>
               <w:rPr>
                 <w:rFonts w:hint="eastAsia"/>
                 <w:b/>
                 <w:color w:val="FF0000"/>
               </w:rPr>
-              <w:t>, waypoints, speed);</w:t>
-            </w:r>
-          </w:p>
-          <w:p>
-            <w:pPr>
-              <w:spacing w:line="400" w:lineRule="exact"/>
-            </w:pPr>
+              <w:t>, waypoints, speed</w:t>
+            </w:r>
             <w:proofErr w:type="gramStart"/>
             <w:r>
               <w:rPr>
                 <w:rFonts w:hint="eastAsia"/>
+                <w:b/>
+                <w:color w:val="FF0000"/>
+              </w:rPr>
+              <w:t>);</w:t>
+            </w:r>
+            <w:proofErr w:type="gramEnd"/>
+          </w:p>
+          <w:p>
+            <w:pPr>
+              <w:spacing w:line="400" w:lineRule="exact"/>
+            </w:pPr>
+            <w:proofErr w:type="gramStart"/>
+            <w:r>
+              <w:rPr>
+                <w:rFonts w:hint="eastAsia"/>
               </w:rPr>
               <w:t>plot(</w:t>
             </w:r>
@@ -2132,8 +2376,13 @@
               <w:t xml:space="preserve">s, </w:t>
             </w:r>
             <w:r>
-              <w:t>'Waypoints', 'on');</w:t>
-            </w:r>
+              <w:t>'Waypoints', 'on'</w:t>
+            </w:r>
+            <w:proofErr w:type="gramStart"/>
+            <w:r>
+              <w:t>);</w:t>
+            </w:r>
+            <w:proofErr w:type="gramEnd"/>
           </w:p>
           <w:p>
             <w:pPr>
@@ -2169,8 +2418,13 @@
             <w:proofErr w:type="spellEnd"/>
             <w:proofErr w:type="gramEnd"/>
             <w:r>
-              <w:t>(2);</w:t>
-            </w:r>
+              <w:t>(2</w:t>
+            </w:r>
+            <w:proofErr w:type="gramStart"/>
+            <w:r>
+              <w:t>);</w:t>
+            </w:r>
+            <w:proofErr w:type="gramEnd"/>
           </w:p>
           <w:p>
             <w:pPr>
@@ -2190,8 +2444,13 @@
             <w:proofErr w:type="spellEnd"/>
             <w:proofErr w:type="gramEnd"/>
             <w:r>
-              <w:t>(2);</w:t>
-            </w:r>
+              <w:t>(2</w:t>
+            </w:r>
+            <w:proofErr w:type="gramStart"/>
+            <w:r>
+              <w:t>);</w:t>
+            </w:r>
+            <w:proofErr w:type="gramEnd"/>
           </w:p>
           <w:p>
             <w:pPr>
@@ -2266,30 +2525,30 @@
               <w:rPr>
                 <w:b/>
               </w:rPr>
-              <w:t>0.01);</w:t>
-            </w:r>
-          </w:p>
-          <w:p>
-            <w:pPr>
-              <w:spacing w:line="400" w:lineRule="exact"/>
+              <w:t>0.01</w:t>
+            </w:r>
+            <w:proofErr w:type="gramStart"/>
+            <w:r>
               <w:rPr>
                 <w:b/>
               </w:rPr>
-            </w:pPr>
-            <w:r>
+              <w:t>);</w:t>
+            </w:r>
+            <w:proofErr w:type="gramEnd"/>
+          </w:p>
+          <w:p>
+            <w:pPr>
+              <w:spacing w:line="400" w:lineRule="exact"/>
               <w:rPr>
                 <w:b/>
               </w:rPr>
-              <w:t>%</w:t>
-            </w:r>
-            <w:proofErr w:type="gramStart"/>
+            </w:pPr>
             <w:r>
               <w:rPr>
                 <w:b/>
               </w:rPr>
-              <w:t>end</w:t>
-            </w:r>
-            <w:proofErr w:type="gramEnd"/>
+              <w:t>%end</w:t>
+            </w:r>
           </w:p>
           <w:p>
             <w:pPr>
@@ -2355,15 +2614,11 @@
     </w:tbl>
     <w:p/>
     <w:p>
-      <w:pPr>
-        <w:rPr>
-          <w:rFonts w:hint="eastAsia"/>
-        </w:rPr>
-      </w:pPr>
-      <w:r>
-        <w:rPr>
-          <w:rFonts w:hint="eastAsia"/>
-        </w:rPr>
+      <w:r>
+        <w:rPr>
+          <w:rFonts w:hint="eastAsia"/>
+        </w:rPr>
+        <w:lastRenderedPageBreak/>
         <w:t xml:space="preserve"> </w:t>
       </w:r>
       <w:r>
@@ -2384,7 +2639,6 @@
         <w:rPr>
           <w:noProof/>
         </w:rPr>
-        <w:lastRenderedPageBreak/>
         <w:drawing>
           <wp:inline distT="0" distB="0" distL="0" distR="0" wp14:anchorId="6B59A65E" wp14:editId="254C4534">
             <wp:extent cx="4031673" cy="3590937"/>
@@ -2401,7 +2655,7 @@
                     <pic:cNvPicPr/>
                   </pic:nvPicPr>
                   <pic:blipFill>
-                    <a:blip r:embed="rId9"/>
+                    <a:blip r:embed="rId11"/>
                     <a:stretch>
                       <a:fillRect/>
                     </a:stretch>
@@ -2424,11 +2678,6 @@
     </w:p>
     <w:p/>
     <w:p>
-      <w:pPr>
-        <w:rPr>
-          <w:rFonts w:hint="eastAsia"/>
-        </w:rPr>
-      </w:pPr>
       <w:r>
         <w:rPr>
           <w:rFonts w:hint="eastAsia"/>
@@ -2612,7 +2861,7 @@
                     <pic:cNvPicPr/>
                   </pic:nvPicPr>
                   <pic:blipFill>
-                    <a:blip r:embed="rId10"/>
+                    <a:blip r:embed="rId12"/>
                     <a:stretch>
                       <a:fillRect/>
                     </a:stretch>
@@ -2671,7 +2920,6 @@
         <w:rPr>
           <w:rFonts w:hint="eastAsia"/>
         </w:rPr>
-        <w:lastRenderedPageBreak/>
         <w:t>在</w:t>
       </w:r>
       <w:proofErr w:type="spellStart"/>
@@ -3055,8 +3303,18 @@
                 <w:sz w:val="20"/>
                 <w:szCs w:val="21"/>
               </w:rPr>
-              <w:t>4.5, 1.7);</w:t>
-            </w:r>
+              <w:t>4.5, 1.7</w:t>
+            </w:r>
+            <w:proofErr w:type="gramStart"/>
+            <w:r>
+              <w:rPr>
+                <w:rFonts w:hint="eastAsia"/>
+                <w:sz w:val="20"/>
+                <w:szCs w:val="21"/>
+              </w:rPr>
+              <w:t>);</w:t>
+            </w:r>
+            <w:proofErr w:type="gramEnd"/>
             <w:r>
               <w:rPr>
                 <w:rFonts w:hint="eastAsia"/>
@@ -3271,6 +3529,7 @@
               <w:t>numCircles</w:t>
             </w:r>
             <w:proofErr w:type="spellEnd"/>
+            <w:proofErr w:type="gramStart"/>
             <w:r>
               <w:rPr>
                 <w:rFonts w:hint="eastAsia"/>
@@ -3279,6 +3538,7 @@
               </w:rPr>
               <w:t>);</w:t>
             </w:r>
+            <w:proofErr w:type="gramEnd"/>
             <w:r>
               <w:rPr>
                 <w:rFonts w:hint="eastAsia"/>
@@ -3317,6 +3577,7 @@
               <w:t xml:space="preserve"> = </w:t>
             </w:r>
             <w:proofErr w:type="spellStart"/>
+            <w:proofErr w:type="gramStart"/>
             <w:r>
               <w:rPr>
                 <w:rFonts w:hint="eastAsia"/>
@@ -3334,6 +3595,7 @@
               </w:rPr>
               <w:t>;</w:t>
             </w:r>
+            <w:proofErr w:type="gramEnd"/>
             <w:r>
               <w:rPr>
                 <w:rFonts w:hint="eastAsia"/>
@@ -3960,6 +4222,7 @@
               <w:t>goalPose</w:t>
             </w:r>
             <w:proofErr w:type="spellEnd"/>
+            <w:proofErr w:type="gramStart"/>
             <w:r>
               <w:rPr>
                 <w:rFonts w:hint="eastAsia"/>
@@ -3968,6 +4231,7 @@
               </w:rPr>
               <w:t>);</w:t>
             </w:r>
+            <w:proofErr w:type="gramEnd"/>
             <w:r>
               <w:rPr>
                 <w:rFonts w:hint="eastAsia"/>
@@ -4254,11 +4518,6 @@
     </w:tbl>
     <w:p/>
     <w:p>
-      <w:pPr>
-        <w:rPr>
-          <w:rFonts w:hint="eastAsia"/>
-        </w:rPr>
-      </w:pPr>
       <w:r>
         <w:rPr>
           <w:rFonts w:hint="eastAsia"/>
@@ -4290,7 +4549,7 @@
                     <pic:cNvPicPr/>
                   </pic:nvPicPr>
                   <pic:blipFill rotWithShape="1">
-                    <a:blip r:embed="rId11"/>
+                    <a:blip r:embed="rId13"/>
                     <a:srcRect l="3607" t="23588" r="5583" b="5284"/>
                     <a:stretch/>
                   </pic:blipFill>
@@ -4467,6 +4726,7 @@
         <w:rPr>
           <w:rFonts w:hint="eastAsia"/>
         </w:rPr>
+        <w:lastRenderedPageBreak/>
         <w:t>在</w:t>
       </w:r>
       <w:proofErr w:type="spellStart"/>
@@ -4761,12 +5021,14 @@
               <w:t>goalPose</w:t>
             </w:r>
             <w:proofErr w:type="spellEnd"/>
+            <w:proofErr w:type="gramStart"/>
             <w:r>
               <w:rPr>
                 <w:rFonts w:hint="eastAsia"/>
               </w:rPr>
               <w:t>);</w:t>
             </w:r>
+            <w:proofErr w:type="gramEnd"/>
             <w:r>
               <w:rPr>
                 <w:rFonts w:hint="eastAsia"/>
@@ -4820,13 +5082,13 @@
               <w:t>refPath,costmap</w:t>
             </w:r>
             <w:proofErr w:type="spellEnd"/>
+            <w:r>
+              <w:rPr>
+                <w:rFonts w:hint="eastAsia"/>
+              </w:rPr>
+              <w:t>);</w:t>
+            </w:r>
             <w:proofErr w:type="gramEnd"/>
-            <w:r>
-              <w:rPr>
-                <w:rFonts w:hint="eastAsia"/>
-              </w:rPr>
-              <w:t>);</w:t>
-            </w:r>
             <w:r>
               <w:t xml:space="preserve"> </w:t>
             </w:r>
@@ -4955,8 +5217,16 @@
               <w:rPr>
                 <w:rFonts w:hint="eastAsia"/>
               </w:rPr>
-              <w:t xml:space="preserve"> Path');</w:t>
-            </w:r>
+              <w:t xml:space="preserve"> Path'</w:t>
+            </w:r>
+            <w:proofErr w:type="gramStart"/>
+            <w:r>
+              <w:rPr>
+                <w:rFonts w:hint="eastAsia"/>
+              </w:rPr>
+              <w:t>);</w:t>
+            </w:r>
+            <w:proofErr w:type="gramEnd"/>
             <w:r>
               <w:rPr>
                 <w:rFonts w:hint="eastAsia"/>
@@ -4994,7 +5264,14 @@
               <w:rPr>
                 <w:rFonts w:hint="eastAsia"/>
               </w:rPr>
-              <w:t>1),</w:t>
+              <w:t>1</w:t>
+            </w:r>
+            <w:proofErr w:type="gramStart"/>
+            <w:r>
+              <w:rPr>
+                <w:rFonts w:hint="eastAsia"/>
+              </w:rPr>
+              <w:t>),</w:t>
             </w:r>
             <w:proofErr w:type="spellStart"/>
             <w:r>
@@ -5008,7 +5285,28 @@
               <w:rPr>
                 <w:rFonts w:hint="eastAsia"/>
               </w:rPr>
-              <w:t>(:,2),[],'filled',</w:t>
+              <w:t>(:,</w:t>
+            </w:r>
+            <w:proofErr w:type="gramEnd"/>
+            <w:r>
+              <w:rPr>
+                <w:rFonts w:hint="eastAsia"/>
+              </w:rPr>
+              <w:t>2</w:t>
+            </w:r>
+            <w:proofErr w:type="gramStart"/>
+            <w:r>
+              <w:rPr>
+                <w:rFonts w:hint="eastAsia"/>
+              </w:rPr>
+              <w:t>),[</w:t>
+            </w:r>
+            <w:proofErr w:type="gramEnd"/>
+            <w:r>
+              <w:rPr>
+                <w:rFonts w:hint="eastAsia"/>
+              </w:rPr>
+              <w:t>],'filled',</w:t>
             </w:r>
           </w:p>
           <w:p>
@@ -5070,6 +5368,9 @@
     <w:p>
       <w:pPr>
         <w:jc w:val="center"/>
+        <w:rPr>
+          <w:rFonts w:hint="eastAsia"/>
+        </w:rPr>
       </w:pPr>
       <w:r>
         <w:rPr>
@@ -5091,7 +5392,7 @@
                     <pic:cNvPicPr/>
                   </pic:nvPicPr>
                   <pic:blipFill rotWithShape="1">
-                    <a:blip r:embed="rId12"/>
+                    <a:blip r:embed="rId14"/>
                     <a:srcRect l="4729" t="25153" r="6325" b="5958"/>
                     <a:stretch/>
                   </pic:blipFill>
@@ -5119,7 +5420,6 @@
         </w:drawing>
       </w:r>
     </w:p>
-    <w:p/>
     <w:p>
       <w:pPr>
         <w:rPr>
@@ -5175,9 +5475,15 @@
         </w:tc>
       </w:tr>
     </w:tbl>
-    <w:p/>
+    <w:p>
+      <w:pPr>
+        <w:rPr>
+          <w:rFonts w:hint="eastAsia"/>
+        </w:rPr>
+      </w:pPr>
+    </w:p>
     <w:sectPr>
-      <w:headerReference w:type="default" r:id="rId13"/>
+      <w:headerReference w:type="default" r:id="rId15"/>
       <w:pgSz w:w="11906" w:h="16838"/>
       <w:pgMar w:top="1440" w:right="1800" w:bottom="1440" w:left="1800" w:header="851" w:footer="992" w:gutter="0"/>
       <w:cols w:space="425"/>
@@ -5188,7 +5494,7 @@
 </file>
 
 <file path=word/endnotes.xml><?xml version="1.0" encoding="utf-8"?>
-<w:endnotes xmlns:wpc="http://schemas.microsoft.com/office/word/2010/wordprocessingCanvas" xmlns:cx="http://schemas.microsoft.com/office/drawing/2014/chartex" xmlns:cx1="http://schemas.microsoft.com/office/drawing/2015/9/8/chartex" xmlns:cx2="http://schemas.microsoft.com/office/drawing/2015/10/21/chartex" xmlns:cx3="http://schemas.microsoft.com/office/drawing/2016/5/9/chartex" xmlns:cx4="http://schemas.microsoft.com/office/drawing/2016/5/10/chartex" xmlns:cx5="http://schemas.microsoft.com/office/drawing/2016/5/11/chartex" xmlns:cx6="http://schemas.microsoft.com/office/drawing/2016/5/12/chartex" xmlns:cx7="http://schemas.microsoft.com/office/drawing/2016/5/13/chartex" xmlns:cx8="http://schemas.microsoft.com/office/drawing/2016/5/14/chartex" xmlns:mc="http://schemas.openxmlformats.org/markup-compatibility/2006" xmlns:aink="http://schemas.microsoft.com/office/drawing/2016/ink" xmlns:am3d="http://schemas.microsoft.com/office/drawing/2017/model3d" xmlns:o="urn:schemas-microsoft-com:office:office" xmlns:r="http://schemas.openxmlformats.org/officeDocument/2006/relationships" xmlns:m="http://schemas.openxmlformats.org/officeDocument/2006/math" xmlns:v="urn:schemas-microsoft-com:vml" xmlns:wp14="http://schemas.microsoft.com/office/word/2010/wordprocessingDrawing" xmlns:wp="http://schemas.openxmlformats.org/drawingml/2006/wordprocessingDrawing" xmlns:w10="urn:schemas-microsoft-com:office:word" xmlns:w="http://schemas.openxmlformats.org/wordprocessingml/2006/main" xmlns:w14="http://schemas.microsoft.com/office/word/2010/wordml" xmlns:w15="http://schemas.microsoft.com/office/word/2012/wordml" xmlns:w16cex="http://schemas.microsoft.com/office/word/2018/wordml/cex" xmlns:w16cid="http://schemas.microsoft.com/office/word/2016/wordml/cid" xmlns:w16="http://schemas.microsoft.com/office/word/2018/wordml" xmlns:w16sdtdh="http://schemas.microsoft.com/office/word/2020/wordml/sdtdatahash" xmlns:w16se="http://schemas.microsoft.com/office/word/2015/wordml/symex" xmlns:wpg="http://schemas.microsoft.com/office/word/2010/wordprocessingGroup" xmlns:wpi="http://schemas.microsoft.com/office/word/2010/wordprocessingInk" xmlns:wne="http://schemas.microsoft.com/office/word/2006/wordml" xmlns:wps="http://schemas.microsoft.com/office/word/2010/wordprocessingShape" mc:Ignorable="w14 w15 w16se w16cid w16 w16cex w16sdtdh wp14">
+<w:endnotes xmlns:wpc="http://schemas.microsoft.com/office/word/2010/wordprocessingCanvas" xmlns:cx="http://schemas.microsoft.com/office/drawing/2014/chartex" xmlns:cx1="http://schemas.microsoft.com/office/drawing/2015/9/8/chartex" xmlns:cx2="http://schemas.microsoft.com/office/drawing/2015/10/21/chartex" xmlns:cx3="http://schemas.microsoft.com/office/drawing/2016/5/9/chartex" xmlns:cx4="http://schemas.microsoft.com/office/drawing/2016/5/10/chartex" xmlns:cx5="http://schemas.microsoft.com/office/drawing/2016/5/11/chartex" xmlns:cx6="http://schemas.microsoft.com/office/drawing/2016/5/12/chartex" xmlns:cx7="http://schemas.microsoft.com/office/drawing/2016/5/13/chartex" xmlns:cx8="http://schemas.microsoft.com/office/drawing/2016/5/14/chartex" xmlns:mc="http://schemas.openxmlformats.org/markup-compatibility/2006" xmlns:aink="http://schemas.microsoft.com/office/drawing/2016/ink" xmlns:am3d="http://schemas.microsoft.com/office/drawing/2017/model3d" xmlns:o="urn:schemas-microsoft-com:office:office" xmlns:oel="http://schemas.microsoft.com/office/2019/extlst" xmlns:r="http://schemas.openxmlformats.org/officeDocument/2006/relationships" xmlns:m="http://schemas.openxmlformats.org/officeDocument/2006/math" xmlns:v="urn:schemas-microsoft-com:vml" xmlns:wp14="http://schemas.microsoft.com/office/word/2010/wordprocessingDrawing" xmlns:wp="http://schemas.openxmlformats.org/drawingml/2006/wordprocessingDrawing" xmlns:w10="urn:schemas-microsoft-com:office:word" xmlns:w="http://schemas.openxmlformats.org/wordprocessingml/2006/main" xmlns:w14="http://schemas.microsoft.com/office/word/2010/wordml" xmlns:w15="http://schemas.microsoft.com/office/word/2012/wordml" xmlns:w16cex="http://schemas.microsoft.com/office/word/2018/wordml/cex" xmlns:w16cid="http://schemas.microsoft.com/office/word/2016/wordml/cid" xmlns:w16="http://schemas.microsoft.com/office/word/2018/wordml" xmlns:w16du="http://schemas.microsoft.com/office/word/2023/wordml/word16du" xmlns:w16sdtdh="http://schemas.microsoft.com/office/word/2020/wordml/sdtdatahash" xmlns:w16sdtfl="http://schemas.microsoft.com/office/word/2024/wordml/sdtformatlock" xmlns:w16se="http://schemas.microsoft.com/office/word/2015/wordml/symex" xmlns:wpg="http://schemas.microsoft.com/office/word/2010/wordprocessingGroup" xmlns:wpi="http://schemas.microsoft.com/office/word/2010/wordprocessingInk" xmlns:wne="http://schemas.microsoft.com/office/word/2006/wordml" xmlns:wps="http://schemas.microsoft.com/office/word/2010/wordprocessingShape" mc:Ignorable="w14 w15 w16se w16cid w16 w16cex w16sdtdh w16sdtfl w16du wp14">
   <w:endnote w:type="separator" w:id="-1">
     <w:p>
       <w:r>
@@ -5207,7 +5513,7 @@
 </file>
 
 <file path=word/footnotes.xml><?xml version="1.0" encoding="utf-8"?>
-<w:footnotes xmlns:wpc="http://schemas.microsoft.com/office/word/2010/wordprocessingCanvas" xmlns:cx="http://schemas.microsoft.com/office/drawing/2014/chartex" xmlns:cx1="http://schemas.microsoft.com/office/drawing/2015/9/8/chartex" xmlns:cx2="http://schemas.microsoft.com/office/drawing/2015/10/21/chartex" xmlns:cx3="http://schemas.microsoft.com/office/drawing/2016/5/9/chartex" xmlns:cx4="http://schemas.microsoft.com/office/drawing/2016/5/10/chartex" xmlns:cx5="http://schemas.microsoft.com/office/drawing/2016/5/11/chartex" xmlns:cx6="http://schemas.microsoft.com/office/drawing/2016/5/12/chartex" xmlns:cx7="http://schemas.microsoft.com/office/drawing/2016/5/13/chartex" xmlns:cx8="http://schemas.microsoft.com/office/drawing/2016/5/14/chartex" xmlns:mc="http://schemas.openxmlformats.org/markup-compatibility/2006" xmlns:aink="http://schemas.microsoft.com/office/drawing/2016/ink" xmlns:am3d="http://schemas.microsoft.com/office/drawing/2017/model3d" xmlns:o="urn:schemas-microsoft-com:office:office" xmlns:r="http://schemas.openxmlformats.org/officeDocument/2006/relationships" xmlns:m="http://schemas.openxmlformats.org/officeDocument/2006/math" xmlns:v="urn:schemas-microsoft-com:vml" xmlns:wp14="http://schemas.microsoft.com/office/word/2010/wordprocessingDrawing" xmlns:wp="http://schemas.openxmlformats.org/drawingml/2006/wordprocessingDrawing" xmlns:w10="urn:schemas-microsoft-com:office:word" xmlns:w="http://schemas.openxmlformats.org/wordprocessingml/2006/main" xmlns:w14="http://schemas.microsoft.com/office/word/2010/wordml" xmlns:w15="http://schemas.microsoft.com/office/word/2012/wordml" xmlns:w16cex="http://schemas.microsoft.com/office/word/2018/wordml/cex" xmlns:w16cid="http://schemas.microsoft.com/office/word/2016/wordml/cid" xmlns:w16="http://schemas.microsoft.com/office/word/2018/wordml" xmlns:w16sdtdh="http://schemas.microsoft.com/office/word/2020/wordml/sdtdatahash" xmlns:w16se="http://schemas.microsoft.com/office/word/2015/wordml/symex" xmlns:wpg="http://schemas.microsoft.com/office/word/2010/wordprocessingGroup" xmlns:wpi="http://schemas.microsoft.com/office/word/2010/wordprocessingInk" xmlns:wne="http://schemas.microsoft.com/office/word/2006/wordml" xmlns:wps="http://schemas.microsoft.com/office/word/2010/wordprocessingShape" mc:Ignorable="w14 w15 w16se w16cid w16 w16cex w16sdtdh wp14">
+<w:footnotes xmlns:wpc="http://schemas.microsoft.com/office/word/2010/wordprocessingCanvas" xmlns:cx="http://schemas.microsoft.com/office/drawing/2014/chartex" xmlns:cx1="http://schemas.microsoft.com/office/drawing/2015/9/8/chartex" xmlns:cx2="http://schemas.microsoft.com/office/drawing/2015/10/21/chartex" xmlns:cx3="http://schemas.microsoft.com/office/drawing/2016/5/9/chartex" xmlns:cx4="http://schemas.microsoft.com/office/drawing/2016/5/10/chartex" xmlns:cx5="http://schemas.microsoft.com/office/drawing/2016/5/11/chartex" xmlns:cx6="http://schemas.microsoft.com/office/drawing/2016/5/12/chartex" xmlns:cx7="http://schemas.microsoft.com/office/drawing/2016/5/13/chartex" xmlns:cx8="http://schemas.microsoft.com/office/drawing/2016/5/14/chartex" xmlns:mc="http://schemas.openxmlformats.org/markup-compatibility/2006" xmlns:aink="http://schemas.microsoft.com/office/drawing/2016/ink" xmlns:am3d="http://schemas.microsoft.com/office/drawing/2017/model3d" xmlns:o="urn:schemas-microsoft-com:office:office" xmlns:oel="http://schemas.microsoft.com/office/2019/extlst" xmlns:r="http://schemas.openxmlformats.org/officeDocument/2006/relationships" xmlns:m="http://schemas.openxmlformats.org/officeDocument/2006/math" xmlns:v="urn:schemas-microsoft-com:vml" xmlns:wp14="http://schemas.microsoft.com/office/word/2010/wordprocessingDrawing" xmlns:wp="http://schemas.openxmlformats.org/drawingml/2006/wordprocessingDrawing" xmlns:w10="urn:schemas-microsoft-com:office:word" xmlns:w="http://schemas.openxmlformats.org/wordprocessingml/2006/main" xmlns:w14="http://schemas.microsoft.com/office/word/2010/wordml" xmlns:w15="http://schemas.microsoft.com/office/word/2012/wordml" xmlns:w16cex="http://schemas.microsoft.com/office/word/2018/wordml/cex" xmlns:w16cid="http://schemas.microsoft.com/office/word/2016/wordml/cid" xmlns:w16="http://schemas.microsoft.com/office/word/2018/wordml" xmlns:w16du="http://schemas.microsoft.com/office/word/2023/wordml/word16du" xmlns:w16sdtdh="http://schemas.microsoft.com/office/word/2020/wordml/sdtdatahash" xmlns:w16sdtfl="http://schemas.microsoft.com/office/word/2024/wordml/sdtformatlock" xmlns:w16se="http://schemas.microsoft.com/office/word/2015/wordml/symex" xmlns:wpg="http://schemas.microsoft.com/office/word/2010/wordprocessingGroup" xmlns:wpi="http://schemas.microsoft.com/office/word/2010/wordprocessingInk" xmlns:wne="http://schemas.microsoft.com/office/word/2006/wordml" xmlns:wps="http://schemas.microsoft.com/office/word/2010/wordprocessingShape" mc:Ignorable="w14 w15 w16se w16cid w16 w16cex w16sdtdh w16sdtfl w16du wp14">
   <w:footnote w:type="separator" w:id="-1">
     <w:p>
       <w:r>
@@ -5226,7 +5532,7 @@
 </file>
 
 <file path=word/header1.xml><?xml version="1.0" encoding="utf-8"?>
-<w:hdr xmlns:wpc="http://schemas.microsoft.com/office/word/2010/wordprocessingCanvas" xmlns:cx="http://schemas.microsoft.com/office/drawing/2014/chartex" xmlns:cx1="http://schemas.microsoft.com/office/drawing/2015/9/8/chartex" xmlns:cx2="http://schemas.microsoft.com/office/drawing/2015/10/21/chartex" xmlns:cx3="http://schemas.microsoft.com/office/drawing/2016/5/9/chartex" xmlns:cx4="http://schemas.microsoft.com/office/drawing/2016/5/10/chartex" xmlns:cx5="http://schemas.microsoft.com/office/drawing/2016/5/11/chartex" xmlns:cx6="http://schemas.microsoft.com/office/drawing/2016/5/12/chartex" xmlns:cx7="http://schemas.microsoft.com/office/drawing/2016/5/13/chartex" xmlns:cx8="http://schemas.microsoft.com/office/drawing/2016/5/14/chartex" xmlns:mc="http://schemas.openxmlformats.org/markup-compatibility/2006" xmlns:aink="http://schemas.microsoft.com/office/drawing/2016/ink" xmlns:am3d="http://schemas.microsoft.com/office/drawing/2017/model3d" xmlns:o="urn:schemas-microsoft-com:office:office" xmlns:r="http://schemas.openxmlformats.org/officeDocument/2006/relationships" xmlns:m="http://schemas.openxmlformats.org/officeDocument/2006/math" xmlns:v="urn:schemas-microsoft-com:vml" xmlns:wp14="http://schemas.microsoft.com/office/word/2010/wordprocessingDrawing" xmlns:wp="http://schemas.openxmlformats.org/drawingml/2006/wordprocessingDrawing" xmlns:w10="urn:schemas-microsoft-com:office:word" xmlns:w="http://schemas.openxmlformats.org/wordprocessingml/2006/main" xmlns:w14="http://schemas.microsoft.com/office/word/2010/wordml" xmlns:w15="http://schemas.microsoft.com/office/word/2012/wordml" xmlns:w16cex="http://schemas.microsoft.com/office/word/2018/wordml/cex" xmlns:w16cid="http://schemas.microsoft.com/office/word/2016/wordml/cid" xmlns:w16="http://schemas.microsoft.com/office/word/2018/wordml" xmlns:w16sdtdh="http://schemas.microsoft.com/office/word/2020/wordml/sdtdatahash" xmlns:w16se="http://schemas.microsoft.com/office/word/2015/wordml/symex" xmlns:wpg="http://schemas.microsoft.com/office/word/2010/wordprocessingGroup" xmlns:wpi="http://schemas.microsoft.com/office/word/2010/wordprocessingInk" xmlns:wne="http://schemas.microsoft.com/office/word/2006/wordml" xmlns:wps="http://schemas.microsoft.com/office/word/2010/wordprocessingShape" mc:Ignorable="w14 w15 w16se w16cid w16 w16cex w16sdtdh wp14">
+<w:hdr xmlns:wpc="http://schemas.microsoft.com/office/word/2010/wordprocessingCanvas" xmlns:cx="http://schemas.microsoft.com/office/drawing/2014/chartex" xmlns:cx1="http://schemas.microsoft.com/office/drawing/2015/9/8/chartex" xmlns:cx2="http://schemas.microsoft.com/office/drawing/2015/10/21/chartex" xmlns:cx3="http://schemas.microsoft.com/office/drawing/2016/5/9/chartex" xmlns:cx4="http://schemas.microsoft.com/office/drawing/2016/5/10/chartex" xmlns:cx5="http://schemas.microsoft.com/office/drawing/2016/5/11/chartex" xmlns:cx6="http://schemas.microsoft.com/office/drawing/2016/5/12/chartex" xmlns:cx7="http://schemas.microsoft.com/office/drawing/2016/5/13/chartex" xmlns:cx8="http://schemas.microsoft.com/office/drawing/2016/5/14/chartex" xmlns:mc="http://schemas.openxmlformats.org/markup-compatibility/2006" xmlns:aink="http://schemas.microsoft.com/office/drawing/2016/ink" xmlns:am3d="http://schemas.microsoft.com/office/drawing/2017/model3d" xmlns:o="urn:schemas-microsoft-com:office:office" xmlns:oel="http://schemas.microsoft.com/office/2019/extlst" xmlns:r="http://schemas.openxmlformats.org/officeDocument/2006/relationships" xmlns:m="http://schemas.openxmlformats.org/officeDocument/2006/math" xmlns:v="urn:schemas-microsoft-com:vml" xmlns:wp14="http://schemas.microsoft.com/office/word/2010/wordprocessingDrawing" xmlns:wp="http://schemas.openxmlformats.org/drawingml/2006/wordprocessingDrawing" xmlns:w10="urn:schemas-microsoft-com:office:word" xmlns:w="http://schemas.openxmlformats.org/wordprocessingml/2006/main" xmlns:w14="http://schemas.microsoft.com/office/word/2010/wordml" xmlns:w15="http://schemas.microsoft.com/office/word/2012/wordml" xmlns:w16cex="http://schemas.microsoft.com/office/word/2018/wordml/cex" xmlns:w16cid="http://schemas.microsoft.com/office/word/2016/wordml/cid" xmlns:w16="http://schemas.microsoft.com/office/word/2018/wordml" xmlns:w16du="http://schemas.microsoft.com/office/word/2023/wordml/word16du" xmlns:w16sdtdh="http://schemas.microsoft.com/office/word/2020/wordml/sdtdatahash" xmlns:w16sdtfl="http://schemas.microsoft.com/office/word/2024/wordml/sdtformatlock" xmlns:w16se="http://schemas.microsoft.com/office/word/2015/wordml/symex" xmlns:wpg="http://schemas.microsoft.com/office/word/2010/wordprocessingGroup" xmlns:wpi="http://schemas.microsoft.com/office/word/2010/wordprocessingInk" xmlns:wne="http://schemas.microsoft.com/office/word/2006/wordml" xmlns:wps="http://schemas.microsoft.com/office/word/2010/wordprocessingShape" mc:Ignorable="w14 w15 w16se w16cid w16 w16cex w16sdtdh w16sdtfl w16du wp14">
   <w:p>
     <w:pPr>
       <w:pStyle w:val="a4"/>
@@ -5269,7 +5575,7 @@
 </file>
 
 <file path=word/numbering.xml><?xml version="1.0" encoding="utf-8"?>
-<w:numbering xmlns:wpc="http://schemas.microsoft.com/office/word/2010/wordprocessingCanvas" xmlns:cx="http://schemas.microsoft.com/office/drawing/2014/chartex" xmlns:cx1="http://schemas.microsoft.com/office/drawing/2015/9/8/chartex" xmlns:cx2="http://schemas.microsoft.com/office/drawing/2015/10/21/chartex" xmlns:cx3="http://schemas.microsoft.com/office/drawing/2016/5/9/chartex" xmlns:cx4="http://schemas.microsoft.com/office/drawing/2016/5/10/chartex" xmlns:cx5="http://schemas.microsoft.com/office/drawing/2016/5/11/chartex" xmlns:cx6="http://schemas.microsoft.com/office/drawing/2016/5/12/chartex" xmlns:cx7="http://schemas.microsoft.com/office/drawing/2016/5/13/chartex" xmlns:cx8="http://schemas.microsoft.com/office/drawing/2016/5/14/chartex" xmlns:mc="http://schemas.openxmlformats.org/markup-compatibility/2006" xmlns:aink="http://schemas.microsoft.com/office/drawing/2016/ink" xmlns:am3d="http://schemas.microsoft.com/office/drawing/2017/model3d" xmlns:o="urn:schemas-microsoft-com:office:office" xmlns:r="http://schemas.openxmlformats.org/officeDocument/2006/relationships" xmlns:m="http://schemas.openxmlformats.org/officeDocument/2006/math" xmlns:v="urn:schemas-microsoft-com:vml" xmlns:wp14="http://schemas.microsoft.com/office/word/2010/wordprocessingDrawing" xmlns:wp="http://schemas.openxmlformats.org/drawingml/2006/wordprocessingDrawing" xmlns:w10="urn:schemas-microsoft-com:office:word" xmlns:w="http://schemas.openxmlformats.org/wordprocessingml/2006/main" xmlns:w14="http://schemas.microsoft.com/office/word/2010/wordml" xmlns:w15="http://schemas.microsoft.com/office/word/2012/wordml" xmlns:w16cex="http://schemas.microsoft.com/office/word/2018/wordml/cex" xmlns:w16cid="http://schemas.microsoft.com/office/word/2016/wordml/cid" xmlns:w16="http://schemas.microsoft.com/office/word/2018/wordml" xmlns:w16sdtdh="http://schemas.microsoft.com/office/word/2020/wordml/sdtdatahash" xmlns:w16se="http://schemas.microsoft.com/office/word/2015/wordml/symex" xmlns:wpg="http://schemas.microsoft.com/office/word/2010/wordprocessingGroup" xmlns:wpi="http://schemas.microsoft.com/office/word/2010/wordprocessingInk" xmlns:wne="http://schemas.microsoft.com/office/word/2006/wordml" xmlns:wps="http://schemas.microsoft.com/office/word/2010/wordprocessingShape" mc:Ignorable="w14 w15 w16se w16cid w16 w16cex w16sdtdh wp14">
+<w:numbering xmlns:wpc="http://schemas.microsoft.com/office/word/2010/wordprocessingCanvas" xmlns:cx="http://schemas.microsoft.com/office/drawing/2014/chartex" xmlns:cx1="http://schemas.microsoft.com/office/drawing/2015/9/8/chartex" xmlns:cx2="http://schemas.microsoft.com/office/drawing/2015/10/21/chartex" xmlns:cx3="http://schemas.microsoft.com/office/drawing/2016/5/9/chartex" xmlns:cx4="http://schemas.microsoft.com/office/drawing/2016/5/10/chartex" xmlns:cx5="http://schemas.microsoft.com/office/drawing/2016/5/11/chartex" xmlns:cx6="http://schemas.microsoft.com/office/drawing/2016/5/12/chartex" xmlns:cx7="http://schemas.microsoft.com/office/drawing/2016/5/13/chartex" xmlns:cx8="http://schemas.microsoft.com/office/drawing/2016/5/14/chartex" xmlns:mc="http://schemas.openxmlformats.org/markup-compatibility/2006" xmlns:aink="http://schemas.microsoft.com/office/drawing/2016/ink" xmlns:am3d="http://schemas.microsoft.com/office/drawing/2017/model3d" xmlns:o="urn:schemas-microsoft-com:office:office" xmlns:oel="http://schemas.microsoft.com/office/2019/extlst" xmlns:r="http://schemas.openxmlformats.org/officeDocument/2006/relationships" xmlns:m="http://schemas.openxmlformats.org/officeDocument/2006/math" xmlns:v="urn:schemas-microsoft-com:vml" xmlns:wp14="http://schemas.microsoft.com/office/word/2010/wordprocessingDrawing" xmlns:wp="http://schemas.openxmlformats.org/drawingml/2006/wordprocessingDrawing" xmlns:w10="urn:schemas-microsoft-com:office:word" xmlns:w="http://schemas.openxmlformats.org/wordprocessingml/2006/main" xmlns:w14="http://schemas.microsoft.com/office/word/2010/wordml" xmlns:w15="http://schemas.microsoft.com/office/word/2012/wordml" xmlns:w16cex="http://schemas.microsoft.com/office/word/2018/wordml/cex" xmlns:w16cid="http://schemas.microsoft.com/office/word/2016/wordml/cid" xmlns:w16="http://schemas.microsoft.com/office/word/2018/wordml" xmlns:w16du="http://schemas.microsoft.com/office/word/2023/wordml/word16du" xmlns:w16sdtdh="http://schemas.microsoft.com/office/word/2020/wordml/sdtdatahash" xmlns:w16sdtfl="http://schemas.microsoft.com/office/word/2024/wordml/sdtformatlock" xmlns:w16se="http://schemas.microsoft.com/office/word/2015/wordml/symex" xmlns:wpg="http://schemas.microsoft.com/office/word/2010/wordprocessingGroup" xmlns:wpi="http://schemas.microsoft.com/office/word/2010/wordprocessingInk" xmlns:wne="http://schemas.microsoft.com/office/word/2006/wordml" xmlns:wps="http://schemas.microsoft.com/office/word/2010/wordprocessingShape" mc:Ignorable="w14 w15 w16se w16cid w16 w16cex w16sdtdh w16sdtfl w16du wp14">
   <w:abstractNum w:abstractNumId="0" w15:restartNumberingAfterBreak="0">
     <w:nsid w:val="00492387"/>
     <w:multiLevelType w:val="hybridMultilevel"/>
@@ -6101,38 +6407,38 @@
       </w:pPr>
     </w:lvl>
   </w:abstractNum>
-  <w:num w:numId="1">
+  <w:num w:numId="1" w16cid:durableId="439184178">
     <w:abstractNumId w:val="4"/>
   </w:num>
-  <w:num w:numId="2">
+  <w:num w:numId="2" w16cid:durableId="1457143121">
     <w:abstractNumId w:val="7"/>
   </w:num>
-  <w:num w:numId="3">
+  <w:num w:numId="3" w16cid:durableId="1131165626">
     <w:abstractNumId w:val="2"/>
   </w:num>
-  <w:num w:numId="4">
+  <w:num w:numId="4" w16cid:durableId="463474529">
     <w:abstractNumId w:val="3"/>
   </w:num>
-  <w:num w:numId="5">
+  <w:num w:numId="5" w16cid:durableId="1695425283">
     <w:abstractNumId w:val="1"/>
   </w:num>
-  <w:num w:numId="6">
+  <w:num w:numId="6" w16cid:durableId="1564753639">
     <w:abstractNumId w:val="6"/>
   </w:num>
-  <w:num w:numId="7">
+  <w:num w:numId="7" w16cid:durableId="2099983924">
     <w:abstractNumId w:val="0"/>
   </w:num>
-  <w:num w:numId="8">
+  <w:num w:numId="8" w16cid:durableId="1041979193">
     <w:abstractNumId w:val="5"/>
   </w:num>
-  <w:num w:numId="9">
+  <w:num w:numId="9" w16cid:durableId="448664755">
     <w:abstractNumId w:val="8"/>
   </w:num>
 </w:numbering>
 </file>
 
 <file path=word/styles.xml><?xml version="1.0" encoding="utf-8"?>
-<w:styles xmlns:mc="http://schemas.openxmlformats.org/markup-compatibility/2006" xmlns:r="http://schemas.openxmlformats.org/officeDocument/2006/relationships" xmlns:w="http://schemas.openxmlformats.org/wordprocessingml/2006/main" xmlns:w14="http://schemas.microsoft.com/office/word/2010/wordml" xmlns:w15="http://schemas.microsoft.com/office/word/2012/wordml" xmlns:w16cex="http://schemas.microsoft.com/office/word/2018/wordml/cex" xmlns:w16cid="http://schemas.microsoft.com/office/word/2016/wordml/cid" xmlns:w16="http://schemas.microsoft.com/office/word/2018/wordml" xmlns:w16sdtdh="http://schemas.microsoft.com/office/word/2020/wordml/sdtdatahash" xmlns:w16se="http://schemas.microsoft.com/office/word/2015/wordml/symex" mc:Ignorable="w14 w15 w16se w16cid w16 w16cex w16sdtdh">
+<w:styles xmlns:mc="http://schemas.openxmlformats.org/markup-compatibility/2006" xmlns:r="http://schemas.openxmlformats.org/officeDocument/2006/relationships" xmlns:w="http://schemas.openxmlformats.org/wordprocessingml/2006/main" xmlns:w14="http://schemas.microsoft.com/office/word/2010/wordml" xmlns:w15="http://schemas.microsoft.com/office/word/2012/wordml" xmlns:w16cex="http://schemas.microsoft.com/office/word/2018/wordml/cex" xmlns:w16cid="http://schemas.microsoft.com/office/word/2016/wordml/cid" xmlns:w16="http://schemas.microsoft.com/office/word/2018/wordml" xmlns:w16du="http://schemas.microsoft.com/office/word/2023/wordml/word16du" xmlns:w16sdtdh="http://schemas.microsoft.com/office/word/2020/wordml/sdtdatahash" xmlns:w16sdtfl="http://schemas.microsoft.com/office/word/2024/wordml/sdtformatlock" xmlns:w16se="http://schemas.microsoft.com/office/word/2015/wordml/symex" mc:Ignorable="w14 w15 w16se w16cid w16 w16cex w16sdtdh w16sdtfl w16du">
   <w:docDefaults>
     <w:rPrDefault>
       <w:rPr>
